--- a/일본판/2부/2부_10화_형사보상.docx
+++ b/일본판/2부/2부_10화_형사보상.docx
@@ -92,7 +92,7 @@
           <w:color w:val="555555"/>
           <w:sz w:val="22"/>
         </w:rPr>
-        <w:t>(2月8日(月)、午前8時40分。桐生法律事務所。窓の外は雪まじりの冷たい雨。緊急事態宣言下で、応接室の窓が指一本ぶんだけ開けてあり、鉄瓶の湯気が横に流れる。棚には、黒いファイルが並んでいる。一年以上、歯が抜けたようだった隙間が、今朝は埋まっている。桐生の机の前に、マスク姿の三浦。机の上に段ボールが二つ。)</w:t>
+        <w:t>(2月8日(月)、午前8時40分。桐生法律事務所。窓の外は雪まじりの冷たい雨。緊急事態宣言下で、応接室の窓が指一本ぶん開けてあり、鉄瓶の湯気が横に流れる。棚には黒いファイルが並んでいる。一年以上、歯が抜けたようだった隙間が、今朝は埋まっている。桐生の机の前にマスク姿の三浦。机の上に段ボールが二つ。)</w:t>
       </w:r>
     </w:p>
     <w:p>
@@ -115,7 +115,7 @@
           <w:i w:val="0"/>
           <w:sz w:val="22"/>
         </w:rPr>
-        <w:t>真壁さん、おはようございます。ファイル、昨日の夕方、検察庁から戻ってきました。押収されていた分、全部です。還付の受領書に、あとで判子をお願いします。</w:t>
+        <w:t>真壁さん、おはようございます。ファイルは昨日の夕方、検察庁から戻ってきました。押収されていた分、全部です。還付の受領書に、あとで判子をお願いします。</w:t>
       </w:r>
     </w:p>
     <w:p>
@@ -148,7 +148,7 @@
           <w:i w:val="0"/>
           <w:sz w:val="22"/>
         </w:rPr>
-        <w:t>……歯が、全部そろいましたね。</w:t>
+        <w:t>……歯が全部そろいましたね。</w:t>
       </w:r>
     </w:p>
     <w:p>
@@ -171,7 +171,7 @@
           <w:i w:val="0"/>
           <w:sz w:val="22"/>
         </w:rPr>
-        <w:t>十五か月ぶりです。二〇一七年のも、ほら。背表紙の年度が、順番どおり。</w:t>
+        <w:t>十五か月ぶりです。二〇一七年のも、ほら。背表紙の年度が順番どおり。</w:t>
       </w:r>
     </w:p>
     <w:p>
@@ -232,7 +232,7 @@
           <w:i w:val="0"/>
           <w:sz w:val="22"/>
         </w:rPr>
-        <w:t>今日から。この一年、ここだけ拭くだけで、中には手を付けなかったんです。でも、藤井さんが、遺品のことをずっと気にしていらして。</w:t>
+        <w:t>今日から。この一年、ここだけ拭いて、中には手を付けなかったんです。でも藤井さんが、遺品のことをずっと気にしていらして。</w:t>
       </w:r>
     </w:p>
     <w:p>
@@ -255,7 +255,7 @@
           <w:i w:val="0"/>
           <w:sz w:val="22"/>
         </w:rPr>
-        <w:t>土井さんは、判決の日の傍聴券と、原告の皆さんへの案内状でしょう。三月十日は、人数制限がありますから、誰が入れて誰が入れないか、一人ずつ考えないと。</w:t>
+        <w:t>土井さんは判決の日の傍聴券と、原告の皆さんへの案内状でしょう。三月十日は人数制限がありますから、誰が入れて誰が入れないか、一人ずつ考えないと。</w:t>
       </w:r>
     </w:p>
     <w:p>
@@ -270,7 +270,7 @@
           <w:color w:val="555555"/>
           <w:sz w:val="22"/>
         </w:rPr>
-        <w:t>(三浦が笑い、机の引き出しを一段ずつ開けていく。老眼鏡が三つ。使いかけのインク瓶。几帳面に輪ゴムでまとめた、四十年分の名刺。遼が、段ボールに入れていく。)</w:t>
+        <w:t>(三浦が笑い、机の引き出しを一段ずつ開けていく。老眼鏡が三つ。使いかけのインク瓶。几帳面に輪ゴムでまとめた四十年分の名刺。遼が段ボールに入れていく。)</w:t>
       </w:r>
     </w:p>
     <w:p>
@@ -308,7 +308,7 @@
           <w:color w:val="555555"/>
           <w:sz w:val="22"/>
         </w:rPr>
-        <w:t>(三浦が、色の褪せた書類綴りを出す。表紙に、タイプ打ちの文字。「懲戒処分通知書 昭和五十三年」。)</w:t>
+        <w:t>(三浦が色の褪せた書類綴りを出す。表紙にタイプ打ちの文字。「懲戒処分通知書 昭和五十三年」。)</w:t>
       </w:r>
     </w:p>
     <w:p>
@@ -364,7 +364,7 @@
           <w:i w:val="0"/>
           <w:sz w:val="22"/>
         </w:rPr>
-        <w:t>読みません。先生が、残していたのだから、捨てません。でも、今日は読みません。</w:t>
+        <w:t>読みません。先生が残していたのだから、捨てません。でも今日は読みません。</w:t>
       </w:r>
     </w:p>
     <w:p>
@@ -450,7 +450,7 @@
           <w:color w:val="555555"/>
           <w:sz w:val="22"/>
         </w:rPr>
-        <w:t>(長い沈黙。雨の音。三浦が、箱を遼の両手の上にのせる。)</w:t>
+        <w:t>(長い沈黙。雨の音。三浦が箱を遼の両手の上にのせる。)</w:t>
       </w:r>
     </w:p>
     <w:p>
@@ -575,7 +575,7 @@
           <w:i w:val="0"/>
           <w:sz w:val="22"/>
         </w:rPr>
-        <w:t>先生、いつも「仕事の日に、泣くな」って。……泣きません。拭くだけです。</w:t>
+        <w:t>先生、いつも「仕事の日に泣くな」って。……泣きません。拭くだけです。</w:t>
       </w:r>
     </w:p>
     <w:p>
@@ -605,7 +605,7 @@
           <w:color w:val="555555"/>
           <w:sz w:val="22"/>
         </w:rPr>
-        <w:t>(2月9日(火)、午後3時。応接室。窓は少し開けたまま、鉄瓶が鳴っている。ソファに、黒いコートの藤井康子。向かいに、宇佐美と遼。机の上に、請求書の控えと、戸籍謄本。三浦が茶を運ぶ。)</w:t>
+        <w:t>(2月9日(火)、午後3時。応接室。窓は少し開けたまま鉄瓶が鳴っている。ソファに黒いコートの藤井康子。向かいに宇佐美と遼。机の上に請求書の控えと戸籍謄本。三浦が茶を運ぶ。)</w:t>
       </w:r>
     </w:p>
     <w:p>
@@ -628,7 +628,7 @@
           <w:i w:val="0"/>
           <w:sz w:val="22"/>
         </w:rPr>
-        <w:t>書記官が、そんな言い方をしとった。日付までは言わん。言えんのだ。ただ、請求書を出したのが去年の夏。記録の取り寄せと、検察官の意見と、こちらの上申書と。三、四回、紙が行き来した。そろそろ、だろう。</w:t>
+        <w:t>書記官が、そんな言い方をしとった。日付までは言わん。言えんのだ。ただ、請求書を出したのが去年の夏。記録の取り寄せと検察官の意見と、こちらの上申書と。三、四回、紙が行き来した。そろそろだろう。</w:t>
       </w:r>
     </w:p>
     <w:p>
@@ -674,7 +674,7 @@
           <w:i w:val="0"/>
           <w:sz w:val="22"/>
         </w:rPr>
-        <w:t>裁判所から、書面が届く。法廷は開かれん。たいていの場合は、そうだ。(茶を一口)藤井さん、もう一度、あらためて話しておく。覚えておいてほしいのは、これは判決じゃない、ということだ。</w:t>
+        <w:t>裁判所から書面が届く。法廷は開かれん。たいていの場合はそうだ。(茶を一口)藤井さん、もう一度あらためて話しておく。覚えておいてほしいのは、これは判決じゃない、ということだ。</w:t>
       </w:r>
     </w:p>
     <w:p>
@@ -697,7 +697,7 @@
           <w:i w:val="0"/>
           <w:sz w:val="22"/>
         </w:rPr>
-        <w:t>条文を、読みます。補償の根拠は、憲法四十条にあります。「何人も、抑留又は拘禁された後、無罪の裁判を受けたときは、法律の定めるところにより、国にその補償を求めることができる」。</w:t>
+        <w:t>条文を読みます。補償の根拠は憲法四十条にあります。「何人も、抑留又は拘禁された後、無罪の裁判を受けたときは、法律の定めるところにより、国にその補償を求めることができる」。</w:t>
       </w:r>
     </w:p>
     <w:p>
@@ -720,7 +720,7 @@
           <w:i w:val="0"/>
           <w:sz w:val="22"/>
         </w:rPr>
-        <w:t>先生の場合、無罪の裁判を受けとらん。受ける前に、亡くなったからだ。裁判所は、公訴を棄却した。有罪とも無罪とも言っとらん。</w:t>
+        <w:t>先生の場合、無罪の裁判を受けとらん。受ける前に亡くなったからだ。裁判所は公訴を棄却した。有罪とも無罪とも言っとらん。</w:t>
       </w:r>
     </w:p>
     <w:p>
@@ -766,7 +766,7 @@
           <w:i w:val="0"/>
           <w:sz w:val="22"/>
         </w:rPr>
-        <w:t>そこで、刑事補償法の二十五条がある。公訴棄却の裁判を受けた人でも、その裁判がなかったとしたら、無罪の裁判を受けるべきだったと認められる、充分な事由があるときは、補償を請求できる。亡くなった本人に代わって、相続人が請求できる。藤井さんが、そうだ。</w:t>
+        <w:t>そこで刑事補償法の二十五条がある。公訴棄却の裁判を受けた人でも、その裁判をすべき事由がなかったとすれば無罪の裁判を受けるべきものと認められる充分な事由があるときは、補償を請求できる。亡くなった本人に代わって相続人が請求できる。藤井さんがそうだ。</w:t>
       </w:r>
     </w:p>
     <w:p>
@@ -789,7 +789,7 @@
           <w:i w:val="0"/>
           <w:sz w:val="22"/>
         </w:rPr>
-        <w:t>「充分な事由」。……何をもって、そう言えるんですか。</w:t>
+        <w:t>「充分な事由」。……何をもってそう言えるんですか。</w:t>
       </w:r>
     </w:p>
     <w:p>
@@ -812,7 +812,7 @@
           <w:i w:val="0"/>
           <w:sz w:val="22"/>
         </w:rPr>
-        <w:t>争点は、ひとつです。預り金の百八十万円を、波多野社長の承諾なしに引き出したかどうか。精算書には社長の判がある。作業員のヒロシさんの陳述書には、先生から手渡しで受け取ったとあります。こちらは、それを軸に書きました。</w:t>
+        <w:t>争点はひとつです。預り金の百八十万円を、波多野社長の承諾なしに引き出したかどうか。精算書には社長の判があります。作業員のヒロシさんの陳述書には、先生から手渡しで受け取ったとあります。こちらはそれを軸に書きました。</w:t>
       </w:r>
     </w:p>
     <w:p>
@@ -835,7 +835,7 @@
           <w:i w:val="0"/>
           <w:sz w:val="22"/>
         </w:rPr>
-        <w:t>金額の話も、しておこう。藤井さん、一日あたりの補償の額は、たしか一万二千五百円が上限だったはずだ。裁判所が、いくつかの事情を見て決める。四十八日で、上限なら六十万円。……金で買えるものは、あまり、ない。</w:t>
+        <w:t>金額の話もしておこう。藤井さん、一日あたりの補償額は、たしか一万二千五百円が上限だったはずだ。裁判所がいくつかの事情を見て決める。四十八日で、上限なら六十万円。……金で買えるものは、あまりない。</w:t>
       </w:r>
     </w:p>
     <w:p>
@@ -868,7 +868,7 @@
           <w:i w:val="0"/>
           <w:sz w:val="22"/>
         </w:rPr>
-        <w:t>お金のことは、いいんです。ただ、叔父に、悪いことをしていないと、誰かがちゃんと書いてくれる紙が、ほしいんです。</w:t>
+        <w:t>お金のことはいいんです。ただ、叔父に悪いことをしていないと、誰かがちゃんと書いてくれる紙がほしいんです。</w:t>
       </w:r>
     </w:p>
     <w:p>
@@ -891,7 +891,7 @@
           <w:i w:val="0"/>
           <w:sz w:val="22"/>
         </w:rPr>
-        <w:t>紙は、書くよ。裁判所の言葉で。無罪と書いてはくれんが、近いことは書いてくれるはずだ。……私も、それを祈っとる。</w:t>
+        <w:t>紙は書くよ。裁判所の言葉で。無罪と書いてはくれんが、近いことは書いてくれるはずだ。……私もそれを祈っとる。</w:t>
       </w:r>
     </w:p>
     <w:p>
@@ -921,7 +921,7 @@
           <w:color w:val="555555"/>
           <w:sz w:val="22"/>
         </w:rPr>
-        <w:t>(2月10日(水)、午後5時50分。駅前通り。和菓子屋の二階。窓の外はもう暗い。三浦が、帰り支度をしかけて、階段の方を見る。踊り場に、作業着の上に黒いジャンパーを着た男が立ち、手すりを握ったまま動かない。茜が、書類を抱えて通りかかる。)</w:t>
+        <w:t>(2月10日(水)、午後5時50分。駅前通り。和菓子屋の二階。窓の外はもう暗い。三浦が帰り支度をしかけて階段の方を見る。踊り場に、作業着の上に黒いジャンパーを着た男が立ち、手すりを握ったまま動かない。茜が書類を抱えて通りかかる。)</w:t>
       </w:r>
     </w:p>
     <w:p>
@@ -968,7 +968,7 @@
           <w:color w:val="555555"/>
           <w:sz w:val="22"/>
         </w:rPr>
-        <w:t>(後ずさりかけて、止まる)</w:t>
+        <w:t>(後ずさりかけて止まる)</w:t>
       </w:r>
       <w:r>
         <w:rPr>
@@ -977,7 +977,7 @@
           <w:i w:val="0"/>
           <w:sz w:val="22"/>
         </w:rPr>
-        <w:t>……いや。弁護士さんに、会いたくて。いたら、でいい。</w:t>
+        <w:t>……いや。弁護士さんに会いたくて。いたら、でいい。</w:t>
       </w:r>
     </w:p>
     <w:p>
@@ -1038,7 +1038,7 @@
           <w:color w:val="555555"/>
           <w:sz w:val="22"/>
         </w:rPr>
-        <w:t>(茜の手が一瞬止まる。奥の応接室から、遼が出てくる。階段の上と下で、二人の目が合う。)</w:t>
+        <w:t>(茜の手が一瞬止まる。奥の応接室から遼が出てくる。階段の上と下で二人の目が合う。)</w:t>
       </w:r>
     </w:p>
     <w:p>
@@ -1084,7 +1084,7 @@
           <w:i w:val="0"/>
           <w:sz w:val="22"/>
         </w:rPr>
-        <w:t>弁護士さん。……先生の墓参りは、した。けど、ここだけ、どうしても、上がれなかった。去年の九月に、一回、ここまで来たんだ。窓から、あんたの背中が見えて。</w:t>
+        <w:t>弁護士さん。……先生の墓参りはした。けど、ここだけはどうしても上がれなかった。去年の九月に一回ここまで来たんだ。窓からあんたの背中が見えて。</w:t>
       </w:r>
     </w:p>
     <w:p>
@@ -1131,7 +1131,7 @@
           <w:color w:val="555555"/>
           <w:sz w:val="22"/>
         </w:rPr>
-        <w:t>(苦笑のようなものが、口の端に出る)</w:t>
+        <w:t>(苦笑のようなものが口の端に出る)</w:t>
       </w:r>
       <w:r>
         <w:rPr>
@@ -1140,7 +1140,7 @@
           <w:i w:val="0"/>
           <w:sz w:val="22"/>
         </w:rPr>
-        <w:t>そうか。……今日は、ごめんください、って、言えっか分かんねえけど。</w:t>
+        <w:t>そうか。……今日は、ごめんくださいって言えっか分かんねえけど。</w:t>
       </w:r>
     </w:p>
     <w:p>
@@ -1173,7 +1173,7 @@
           <w:i w:val="0"/>
           <w:sz w:val="22"/>
         </w:rPr>
-        <w:t>ごめんください、と言っていただければ、どうぞ、とお答えします。</w:t>
+        <w:t>ごめんくださいと言っていただければ、どうぞとお答えします。</w:t>
       </w:r>
     </w:p>
     <w:p>
@@ -1234,7 +1234,7 @@
           <w:color w:val="555555"/>
           <w:sz w:val="22"/>
         </w:rPr>
-        <w:t>(応接室。窓が少しだけ開いている。三浦が鉄瓶を火にかける。茜がノートを開く。波多野は、椅子の端に浅く座る。作業着の袖が、少しすり切れている。)</w:t>
+        <w:t>(応接室。窓が少しだけ開いている。三浦が鉄瓶を火にかける。茜がノートを開く。波多野は椅子の端に浅く座る。作業着の袖が少しすり切れている。)</w:t>
       </w:r>
     </w:p>
     <w:p>
@@ -1257,7 +1257,7 @@
           <w:i w:val="0"/>
           <w:sz w:val="22"/>
         </w:rPr>
-        <w:t>今日は、波多野さんが、いちばん長く、階段で待った方ですから。四十分、あそこにいらしたでしょう。</w:t>
+        <w:t>今日は、波多野さんがいちばん長く階段で待った方ですから。四十分、あそこにいらしたでしょう。</w:t>
       </w:r>
     </w:p>
     <w:p>
@@ -1313,7 +1313,7 @@
           <w:i w:val="0"/>
           <w:sz w:val="22"/>
         </w:rPr>
-        <w:t>二階からは、階段の影が見えるんです。(湯呑みを置く)熱いですから、お気をつけて。</w:t>
+        <w:t>二階からは階段の影が見えるんです。(湯呑みを置く)熱いですから、お気をつけて。</w:t>
       </w:r>
     </w:p>
     <w:p>
@@ -1346,7 +1346,7 @@
           <w:i w:val="0"/>
           <w:sz w:val="22"/>
         </w:rPr>
-        <w:t>……あの日と、同じ味だ。二〇一七年の、十二月の。</w:t>
+        <w:t>……あの日と同じ味だ。二〇一七年の十二月の。</w:t>
       </w:r>
     </w:p>
     <w:p>
@@ -1369,7 +1369,7 @@
           <w:i w:val="0"/>
           <w:sz w:val="22"/>
         </w:rPr>
-        <w:t>社長。今日は、何を話しに。</w:t>
+        <w:t>社長。今日は何を話しに。</w:t>
       </w:r>
     </w:p>
     <w:p>
@@ -1392,7 +1392,7 @@
           <w:i w:val="0"/>
           <w:sz w:val="22"/>
         </w:rPr>
-        <w:t>話しに来た。書いて、持ってきた。(ジャンパーの内側から、封筒を出す。便箋が三枚、折れ目だらけ)いや、書けなかった。下書きだけだ。弁護士さんに、ちゃんと聞いてほしくて。</w:t>
+        <w:t>話しに来た。書いて持ってきた。(ジャンパーの内側から封筒を出す。便箋が三枚、折れ目だらけ)いや、書けなかった。下書きだけだ。弁護士さんにちゃんと聞いてほしくて。</w:t>
       </w:r>
     </w:p>
     <w:p>
@@ -1415,7 +1415,7 @@
           <w:i w:val="0"/>
           <w:sz w:val="22"/>
         </w:rPr>
-        <w:t>十月の初めだ。鷲尾の、三工区の納品が始まって、二週間目。調達の磯部さんっつう課長に、呼ばれた。事務所の隅で、缶コーヒー、おごってもらって。……あの人は、命令なんかしねえ。頼みもしねえ。ただ、言うんだ。「港南さん、そろそろ、過去を整理しておいた方が、御社のためですよ」って。</w:t>
+        <w:t>十月の初めだ。鷲尾の三工区の納品が始まって二週間目。調達の磯部さんっつう課長に呼ばれた。事務所の隅で缶コーヒーをおごってもらって。……あの人は命令なんかしねえ。頼みもしねえ。ただ言うんだ。「港南さん、そろそろ過去を整理しておいた方が、御社のためですよ」って。</w:t>
       </w:r>
     </w:p>
     <w:p>
@@ -1461,7 +1461,7 @@
           <w:i w:val="0"/>
           <w:sz w:val="22"/>
         </w:rPr>
-        <w:t>「たとえば、弁護士さんに預けたままのお金とか」って。笑いながら。こっちは、金を預けたなんて、忘れてたんだ。精算書に判を押したのも。先生が、みんなの給料を先に払ってくれたのも。それを、そう言われて、急に、あの精算が、おれの会社の穴みてえに思えてきた。</w:t>
+        <w:t>「たとえば、弁護士さんに預けたままのお金とか」って。笑いながら。こっちは金を預けたなんて忘れてたんだ。精算書に判を押したのも。先生がみんなの給料を先に払ってくれたのも。それを、そう言われて急に、あの精算がおれの会社の穴みてえに思えてきた。</w:t>
       </w:r>
     </w:p>
     <w:p>
@@ -1517,7 +1517,7 @@
           <w:i w:val="0"/>
           <w:sz w:val="22"/>
         </w:rPr>
-        <w:t>……おれだ。誰も、そう書けとは言ってねえ。告訴状は、知り合いの行政書士に書いてもらった。磯部さんが、紹介してくれた人だった。紙には、おれが「承諾した覚えがない」と、署名した。</w:t>
+        <w:t>……おれだ。誰もそう書けとは言ってねえ。告訴状は知り合いの行政書士に書いてもらった。磯部さんが紹介してくれた人だった。紙には、おれが「承諾した覚えがない」と署名した。</w:t>
       </w:r>
     </w:p>
     <w:p>
@@ -1572,7 +1572,7 @@
           <w:i w:val="0"/>
           <w:sz w:val="22"/>
         </w:rPr>
-        <w:t>先生が逮捕された日の夜、飯が食えなかった。おれは、何をしたんだ、って。……でも、すぐ「違う。おれは、法の通りに、告訴しただけだ」って、自分に言い聞かせた。それから、先生が亡くなって。(手が震える)十二月三十日の、門のところで、あんたがお茶をくれた。あのとき、おれは、二杯目を、頼めなかった。</w:t>
+        <w:t>先生が逮捕された日の夜、飯が食えなかった。おれは何をしたんだ、って。……でもすぐ「違う。おれは法の通りに告訴しただけだ」って、自分に言い聞かせた。それから先生が亡くなって。(手が震える)十二月三十日の門のところで、あんたがお茶をくれた。あのとき、おれは二杯目を頼めなかった。</w:t>
       </w:r>
     </w:p>
     <w:p>
@@ -1618,7 +1618,7 @@
           <w:i w:val="0"/>
           <w:sz w:val="22"/>
         </w:rPr>
-        <w:t>おっかなくて、頼めなかった。……一杯もらったら、全部、許されたみてえになる。それが、おっかなかった。</w:t>
+        <w:t>おっかなくて頼めなかった。……一杯もらったら、全部許されたみてえになる。それがおっかなかった。</w:t>
       </w:r>
     </w:p>
     <w:p>
@@ -1633,7 +1633,7 @@
           <w:color w:val="555555"/>
           <w:sz w:val="22"/>
         </w:rPr>
-        <w:t>(沈黙。鉄瓶が鳴る。茜が、少し言葉を選ぶ。)</w:t>
+        <w:t>(沈黙。鉄瓶が鳴る。茜が少し言葉を選ぶ。)</w:t>
       </w:r>
     </w:p>
     <w:p>
@@ -1656,7 +1656,7 @@
           <w:i w:val="0"/>
           <w:sz w:val="22"/>
         </w:rPr>
-        <w:t>波多野社長。弁護士として、お伝えしなければならないことがあります。虚偽の事実で告訴した場合、虚偽告訴罪という条文があります。社長がこれから話されることは、ご自身にも、不利に働く可能性があります。</w:t>
+        <w:t>波多野社長。弁護士として、お伝えしなければならないことがあります。虚偽の事実で告訴した場合は、刑法の虚偽告訴罪に当たることがあります。社長がこれから話されることは、ご自身に不利に働く可能性もあります。</w:t>
       </w:r>
     </w:p>
     <w:p>
@@ -1689,7 +1689,7 @@
           <w:i w:val="0"/>
           <w:sz w:val="22"/>
         </w:rPr>
-        <w:t>分かってる。ネットで、調べた。時効が、あるかも分かんねえし、なくても構わねえ。腹は、くくってきた。</w:t>
+        <w:t>分かってる。ネットで調べた。時効があるかも分かんねえし、なくても構わねえ。腹はくくってきた。</w:t>
       </w:r>
     </w:p>
     <w:p>
@@ -1712,7 +1712,7 @@
           <w:i w:val="0"/>
           <w:sz w:val="22"/>
         </w:rPr>
-        <w:t>だったら、出してくれ。上申書か、何か。おれの名前で。ひとつだけ頼みがある。社員の、名前は出さねえでくれ。</w:t>
+        <w:t>だったら出してくれ。上申書か何か。おれの名前で。ひとつだけ頼みがある。社員の名前は出さねえでくれ。</w:t>
       </w:r>
     </w:p>
     <w:p>
@@ -1735,7 +1735,7 @@
           <w:i w:val="0"/>
           <w:sz w:val="22"/>
         </w:rPr>
-        <w:t>出しません。調達の磯部さんのお名前は、社長が、ご自分の言葉で話した範囲だけ、書きます。</w:t>
+        <w:t>出しません。調達の磯部さんのお名前は、社長がご自分の言葉で話した範囲だけ書きます。</w:t>
       </w:r>
     </w:p>
     <w:p>
@@ -1773,7 +1773,7 @@
           <w:color w:val="555555"/>
           <w:sz w:val="22"/>
         </w:rPr>
-        <w:t>(波多野が、空になった湯呑みを、両手で机の上に置く。そのまま、離さない。)</w:t>
+        <w:t>(波多野が空になった湯呑みを両手で机の上に置く。そのまま離さない。)</w:t>
       </w:r>
     </w:p>
     <w:p>
@@ -1829,7 +1829,7 @@
           <w:i w:val="0"/>
           <w:sz w:val="22"/>
         </w:rPr>
-        <w:t>今日は、いい。……二杯目は、頼んでもいい日が、来たら。</w:t>
+        <w:t>今日はいい。……二杯目は、頼んでもいい日が来たら。</w:t>
       </w:r>
     </w:p>
     <w:p>
@@ -1882,7 +1882,7 @@
           <w:i w:val="0"/>
           <w:sz w:val="22"/>
         </w:rPr>
-        <w:t>真壁先生。すんません、昼休み、四十五分しかなくて。</w:t>
+        <w:t>真壁先生。すんません、昼休みが四十五分しかなくて。</w:t>
       </w:r>
     </w:p>
     <w:p>
@@ -1974,7 +1974,7 @@
           <w:i w:val="0"/>
           <w:sz w:val="22"/>
         </w:rPr>
-        <w:t>ヒロシさん。陳述書を書いてくださって、ありがとうございました。あれが、決め手のひとつになりました。</w:t>
+        <w:t>ヒロシさん。陳述書を書いてくださってありがとうございました。あれが決め手のひとつになりました。</w:t>
       </w:r>
     </w:p>
     <w:p>
@@ -1997,7 +1997,7 @@
           <w:i w:val="0"/>
           <w:sz w:val="22"/>
         </w:rPr>
-        <w:t>先生が、封筒を二回、数え直していたと、書いてありました。</w:t>
+        <w:t>先生が封筒を二回数え直していたと、書いてありました。</w:t>
       </w:r>
     </w:p>
     <w:p>
@@ -2020,7 +2020,7 @@
           <w:i w:val="0"/>
           <w:sz w:val="22"/>
         </w:rPr>
-        <w:t>先生、おれの前で、一枚ずつ数えたんすよ。「あなたの給料だから、あなたが数えなさい」って。おれ、涙ぐんじゃって、数えらんなくて。先生が「ゆっくりでいい」って。……それだけっす。それだけなのに、おれ、その場にいた六人の中で、いちばん覚えてる。</w:t>
+        <w:t>先生、おれの前で一枚ずつ数えたんすよ。「あなたの給料だから、あなたが数えなさい」って。おれ、涙ぐんじゃって数えらんなくて。先生が「ゆっくりでいい」って。……それだけっす。それだけなのに、おれ、その場にいた六人の中でいちばん覚えてる。</w:t>
       </w:r>
     </w:p>
     <w:p>
@@ -2122,7 +2122,7 @@
           <w:i w:val="0"/>
           <w:sz w:val="22"/>
         </w:rPr>
-        <w:t>去年の暮れ、年賀状が一枚来て。差出人の名前だけ、手書きで。住所は、仙台の派遣会社の寮。「元気か」って、それだけ。返事を書いたら、「ヒロシ、あの先生、死んだんだな」って、電話が来ました。</w:t>
+        <w:t>去年の暮れ、年賀状が一枚来て。差出人の名前だけ手書きで。住所は仙台の派遣会社の寮。「元気か」って、それだけ。返事を書いたら「ヒロシ、あの先生、死んだんだな」って電話が来ました。</w:t>
       </w:r>
     </w:p>
     <w:p>
@@ -2168,7 +2168,7 @@
           <w:i w:val="0"/>
           <w:sz w:val="22"/>
         </w:rPr>
-        <w:t>今日、電話してみるって、言ってあります。おれ、ここで掛けていいすか。(携帯を出す)</w:t>
+        <w:t>今日電話してみるって言ってあります。おれ、ここで掛けていいすか。(携帯を出す)</w:t>
       </w:r>
     </w:p>
     <w:p>
@@ -2183,7 +2183,7 @@
           <w:color w:val="555555"/>
           <w:sz w:val="22"/>
         </w:rPr>
-        <w:t>(定食が運ばれてくる。ヒロシが、スピーカーにして、携帯をテーブルに置く。呼び出し音。五回。)</w:t>
+        <w:t>(定食が運ばれてくる。ヒロシがスピーカーにして携帯をテーブルに置く。呼び出し音。五回。)</w:t>
       </w:r>
     </w:p>
     <w:p>
@@ -2239,7 +2239,7 @@
           <w:i w:val="0"/>
           <w:sz w:val="22"/>
         </w:rPr>
-        <w:t>おう。今、弁護士の先生と一緒だ。桐生先生の、弟子の。</w:t>
+        <w:t>おう。今、弁護士の先生と一緒だ。桐生先生の弟子の。</w:t>
       </w:r>
     </w:p>
     <w:p>
@@ -2254,7 +2254,7 @@
           <w:color w:val="555555"/>
           <w:sz w:val="22"/>
         </w:rPr>
-        <w:t>(電話の向こうが、静かになる。トラックの走る音が、ガラス戸の向こうを通り過ぎる。)</w:t>
+        <w:t>(電話の向こうが静かになる。トラックの走る音が、ガラス戸の向こうを通り過ぎる。)</w:t>
       </w:r>
     </w:p>
     <w:p>
@@ -2277,7 +2277,7 @@
           <w:i w:val="0"/>
           <w:sz w:val="22"/>
         </w:rPr>
-        <w:t>真壁と申します。突然、すみません。桐生仁の、事務所の者です。</w:t>
+        <w:t>真壁と申します。突然すみません。桐生仁の事務所の者です。</w:t>
       </w:r>
     </w:p>
     <w:p>
@@ -2310,7 +2310,7 @@
           <w:i w:val="0"/>
           <w:sz w:val="22"/>
         </w:rPr>
-        <w:t>……先生のことは、新聞で。もう、遅いんすよね。</w:t>
+        <w:t>……先生のことは新聞で。もう、遅いんすよね。</w:t>
       </w:r>
     </w:p>
     <w:p>
@@ -2399,7 +2399,7 @@
           <w:i w:val="0"/>
           <w:sz w:val="22"/>
         </w:rPr>
-        <w:t>……おれ、今、寮の契約が切れるとこで。名前が出るって、それだけで、次が……。</w:t>
+        <w:t>……おれ、今、寮の契約が切れるとこで。名前が出るって、それだけで次が……。</w:t>
       </w:r>
     </w:p>
     <w:p>
@@ -2422,7 +2422,7 @@
           <w:i w:val="0"/>
           <w:sz w:val="22"/>
         </w:rPr>
-        <w:t>マサル。おれは、出した。おれは、まだここで、働けてる。</w:t>
+        <w:t>マサル。おれは出した。おれはまだここで働けてる。</w:t>
       </w:r>
     </w:p>
     <w:p>
@@ -2470,7 +2470,7 @@
           <w:i w:val="0"/>
           <w:sz w:val="22"/>
         </w:rPr>
-        <w:t>封筒、おれも、受け取った。先生が、二回、数えて、おれが、三回。……それは、本当だ。それだけ、言っとく。書くかどうかは、少し、考えさせてください。</w:t>
+        <w:t>封筒、おれも受け取った。先生が二回数えて、おれが三回。……それは本当だ。それだけ言っとく。書くかどうかは、少し考えさせてください。</w:t>
       </w:r>
     </w:p>
     <w:p>
@@ -2516,7 +2516,7 @@
           <w:i w:val="0"/>
           <w:sz w:val="22"/>
         </w:rPr>
-        <w:t>……先生のお茶、もう一回、飲みてえなあ。</w:t>
+        <w:t>……先生のお茶、もう一回飲みてえなあ。</w:t>
       </w:r>
     </w:p>
     <w:p>
@@ -2539,7 +2539,7 @@
           <w:i w:val="0"/>
           <w:sz w:val="22"/>
         </w:rPr>
-        <w:t>事務所の鉄瓶は、まだ、あります。いつでも、どうぞ。順番は、お待ちになった方から、ですが。</w:t>
+        <w:t>事務所の鉄瓶はまだあります。いつでもどうぞ。順番は、お待ちになった方から、ですが。</w:t>
       </w:r>
     </w:p>
     <w:p>
@@ -2569,7 +2569,7 @@
           <w:color w:val="555555"/>
           <w:sz w:val="22"/>
         </w:rPr>
-        <w:t>(2月15日(月)、午後8時。汐見港の防波堤の根元。漁協の倉庫の脇に、自動販売機がひとつ。白い灯りの下に、黒いコートの神崎が立っている。足元に、缶のほうじ茶が二本。遼が近づく。)</w:t>
+        <w:t>(2月15日(月)、午後8時。汐見港の防波堤の根元。漁協の倉庫の脇に自動販売機がひとつ。白い灯りの下に、黒いコートの神崎が立っている。足元に缶のほうじ茶が二本。遼が近づく。)</w:t>
       </w:r>
     </w:p>
     <w:p>
@@ -2592,7 +2592,7 @@
           <w:i w:val="0"/>
           <w:sz w:val="22"/>
         </w:rPr>
-        <w:t>お呼び立てしました。この時間なら、車も人も通りません。お茶は、先に買っておきました。事務所のとは、比べものになりませんが。</w:t>
+        <w:t>お呼び立てしました。この時間なら車も人も通りません。お茶は先に買っておきました。事務所のとは比べものになりませんが。</w:t>
       </w:r>
     </w:p>
     <w:p>
@@ -2638,7 +2638,7 @@
           <w:i w:val="0"/>
           <w:sz w:val="22"/>
         </w:rPr>
-        <w:t>自動販売機は、あたためたのではなく、あたたかいまま置いてあるだけですから。……桐生先生の、補償の件。決定は、近いと聞いています。</w:t>
+        <w:t>自動販売機は、あたためたのではなく、あたたかいまま置いてあるだけですから。……桐生先生の補償の件。決定は近いと聞いています。</w:t>
       </w:r>
     </w:p>
     <w:p>
@@ -2694,7 +2694,7 @@
           <w:i w:val="0"/>
           <w:sz w:val="22"/>
         </w:rPr>
-        <w:t>私の部署の者ではありません。ただ、書類は、動くとき、音がするものです。</w:t>
+        <w:t>私の部署の者ではありません。ただ、書類は動くとき、音がするものです。</w:t>
       </w:r>
     </w:p>
     <w:p>
@@ -2717,7 +2717,7 @@
           <w:i w:val="0"/>
           <w:sz w:val="22"/>
         </w:rPr>
-        <w:t>神崎さん。今日は、何を。</w:t>
+        <w:t>神崎さん。今日は何を。</w:t>
       </w:r>
     </w:p>
     <w:p>
@@ -2740,7 +2740,7 @@
           <w:i w:val="0"/>
           <w:sz w:val="22"/>
         </w:rPr>
-        <w:t>一枚、お見せします。(コートの内ポケットから、折りたたんだ紙を出す。両手で広げて、街灯にかざす)コピーではありません。写しも、お渡ししません。読んで、お返しください。</w:t>
+        <w:t>一枚、お見せします。(コートの内ポケットから折りたたんだ紙を出す。両手で広げて街灯にかざす)コピーではありません。写しもお渡ししません。読んで、お返しください。</w:t>
       </w:r>
     </w:p>
     <w:p>
@@ -2755,7 +2755,7 @@
           <w:color w:val="555555"/>
           <w:sz w:val="22"/>
         </w:rPr>
-        <w:t>(紙の上に、罫線と手書きの行。「相談受理簿」の一部。遼が、顔を近づける。)</w:t>
+        <w:t>(紙の上に罫線と手書きの行。「相談受理簿」の一部。遼が顔を近づける。)</w:t>
       </w:r>
     </w:p>
     <w:p>
@@ -2778,7 +2778,7 @@
           <w:i w:val="0"/>
           <w:sz w:val="22"/>
         </w:rPr>
-        <w:t>「令和元年十月二十二日。告訴相談。港南建材代表。同席者、鷲尾建設・調達部」。……同席者の欄に、名前が。</w:t>
+        <w:t>「令和元年十月二十二日。告訴相談。港南建材代表。同席者、鷲尾建設・調達部」。……同席者の欄に名前が。</w:t>
       </w:r>
     </w:p>
     <w:p>
@@ -2824,7 +2824,7 @@
           <w:i w:val="0"/>
           <w:sz w:val="22"/>
         </w:rPr>
-        <w:t>「磯部」。……波多野社長が、おっしゃった名前です。</w:t>
+        <w:t>「磯部」。……波多野社長がおっしゃった名前です。</w:t>
       </w:r>
     </w:p>
     <w:p>
@@ -2847,7 +2847,7 @@
           <w:i w:val="0"/>
           <w:sz w:val="22"/>
         </w:rPr>
-        <w:t>告訴状の受理は、十月二十九日。つまり、一週間前に、相談が先にあった。相談の場に、発注元の人間が座っていた。それだけのことです。違法なことは、何も、書かれていません。</w:t>
+        <w:t>告訴状の受理は十月二十九日。つまり一週間前に、相談が先にあった。相談の場に発注元の人間が座っていた。それだけのことです。違法なことは何も書かれていません。</w:t>
       </w:r>
     </w:p>
     <w:p>
@@ -2870,7 +2870,7 @@
           <w:i w:val="0"/>
           <w:sz w:val="22"/>
         </w:rPr>
-        <w:t>「それだけのこと」が、四十八日と、一行になりました。</w:t>
+        <w:t>「それだけのこと」が、四十八日と一行になりました。</w:t>
       </w:r>
     </w:p>
     <w:p>
@@ -2894,7 +2894,7 @@
           <w:color w:val="555555"/>
           <w:sz w:val="22"/>
         </w:rPr>
-        <w:t>(しばらく黙って、缶の茶を見る)</w:t>
+        <w:t>(しばらく黙って缶の茶を見る)</w:t>
       </w:r>
       <w:r>
         <w:rPr>
@@ -2903,7 +2903,7 @@
           <w:i w:val="0"/>
           <w:sz w:val="22"/>
         </w:rPr>
-        <w:t>……真壁さん。「李下に冠を正さず」と言います。疑われるような場所では、疑われる仕草を、してはならない。私のこの一枚は、その逆です。本来なら、闇に置いておくべき紙を、道端で見せている。</w:t>
+        <w:t>……真壁さん。「李下に冠を正さず」と言います。疑われるような場所では、疑われる仕草をしてはならない。私のこの一枚は、その逆です。本来なら闇に置いておくべき紙を、道端で見せている。</w:t>
       </w:r>
     </w:p>
     <w:p>
@@ -2972,7 +2972,7 @@
           <w:i w:val="0"/>
           <w:sz w:val="22"/>
         </w:rPr>
-        <w:t>使えません。補償の決定は、おそらく、すでに書かれています。この紙は、別の場所で使う紙です。いつ、何のために、使うのか。使わないのか。あなたが決めてください。……いつか、必要になったときに。</w:t>
+        <w:t>使えません。補償の決定はおそらくすでに書かれています。この紙は別の場所で使う紙です。いつ何のために使うのか。使わないのか。あなたが決めてください。……いつか必要になったときに。</w:t>
       </w:r>
     </w:p>
     <w:p>
@@ -3005,7 +3005,7 @@
           <w:i w:val="0"/>
           <w:sz w:val="22"/>
         </w:rPr>
-        <w:t>今夜は、見なかったことにはしません。覚えておきます。</w:t>
+        <w:t>今夜は見なかったことにはしません。覚えておきます。</w:t>
       </w:r>
     </w:p>
     <w:p>
@@ -3028,7 +3028,7 @@
           <w:i w:val="0"/>
           <w:sz w:val="22"/>
         </w:rPr>
-        <w:t>それで、結構です。(紙を畳み、内ポケットにしまう)お茶を、ありがとうございました。</w:t>
+        <w:t>それで結構です。(紙を畳み、内ポケットにしまう)お茶をありがとうございました。</w:t>
       </w:r>
     </w:p>
     <w:p>
@@ -3043,7 +3043,7 @@
           <w:color w:val="555555"/>
           <w:sz w:val="22"/>
         </w:rPr>
-        <w:t>(二人は、潮の匂いのする暗がりで、ぬるい缶のお茶を、同時に一口飲む。防波堤の向こうで、船の灯りがひとつ、動く。)</w:t>
+        <w:t>(二人は潮の匂いのする暗がりで、ぬるい缶のお茶を同時に一口飲む。防波堤の向こうで、船の灯りがひとつ動く。)</w:t>
       </w:r>
     </w:p>
     <w:p>
@@ -3073,7 +3073,7 @@
           <w:color w:val="555555"/>
           <w:sz w:val="22"/>
         </w:rPr>
-        <w:t>(2月17日(水)、午後2時10分。事務所。応接室に、宇佐美、藤井、遼、茜、三浦。窓は少し開けたまま、全員がマスクをつけている。湯呑みが五つ。階段の下から、バイクの止まる音と、軽い足音。)</w:t>
+        <w:t>(2月17日(水)、午後2時10分。事務所。応接室に宇佐美、藤井、遼、茜、三浦。窓は少し開けたまま、全員がマスクをつけている。湯呑みが五つ。階段の下から、バイクの止まる音と軽い足音。)</w:t>
       </w:r>
     </w:p>
     <w:p>
@@ -3106,7 +3106,7 @@
           <w:i w:val="0"/>
           <w:sz w:val="22"/>
         </w:rPr>
-        <w:t>失礼します。奥浜地方裁判所から、特別送達です。藤井康子様はいらっしゃいますか。受領印を、お願いします。</w:t>
+        <w:t>失礼します。奥浜地方裁判所から特別送達です。藤井康子様はいらっしゃいますか。受領印をお願いします。</w:t>
       </w:r>
     </w:p>
     <w:p>
@@ -3177,7 +3177,7 @@
           <w:i w:val="0"/>
           <w:sz w:val="22"/>
         </w:rPr>
-        <w:t>藤井さん。開けるのは、座ってからにしよう。</w:t>
+        <w:t>藤井さん。開けるのは座ってからにしよう。</w:t>
       </w:r>
     </w:p>
     <w:p>
@@ -3210,7 +3210,7 @@
           <w:i w:val="0"/>
           <w:sz w:val="22"/>
         </w:rPr>
-        <w:t>宇佐美先生、開けていただけますか。私、見るのが、怖くて。</w:t>
+        <w:t>宇佐美先生、開けていただけますか。私、見るのが怖くて。</w:t>
       </w:r>
     </w:p>
     <w:p>
@@ -3233,7 +3233,7 @@
           <w:i w:val="0"/>
           <w:sz w:val="22"/>
         </w:rPr>
-        <w:t>私が読んでも、いいが。……真壁くん。君が、読め。叔父さんの弟子だ。</w:t>
+        <w:t>私が読んでもいいが。……真壁くん。君が読め。叔父さんの弟子だ。</w:t>
       </w:r>
     </w:p>
     <w:p>
@@ -3331,7 +3331,7 @@
           <w:i w:val="0"/>
           <w:sz w:val="22"/>
         </w:rPr>
-        <w:t>「理由。亡桐生仁は、令和元年十一月七日から同年十二月二十四日までの四十八日間、勾留された。公訴棄却の裁判がなかったとすれば、無罪の裁判を受けるべきものと認めるに足りる、充分な事由がある。精算書には、依頼者の捺印があり、作業員の陳述書も、これと整合する。また、告訴人の上申書により、承諾の欠如を裏づけるに足りる証拠は見当たらない。一日あたり一万二千五百円、四十八日、合計六十万円」。</w:t>
+        <w:t>「理由。亡桐生仁は、令和元年十一月七日から同年十二月二十四日までの四十八日間、勾留された。公訴棄却の事由がなかったとすれば、無罪の裁判を受けるべきものと認めるに足りる充分な事由がある。精算書には依頼者の捺印があり、作業員の陳述書もこれと整合する。また、告訴人の上申書により、承諾の欠如を裏づけるに足りる証拠は見当たらない。一日あたり一万二千五百円、四十八日、合計六十万円」。</w:t>
       </w:r>
     </w:p>
     <w:p>
@@ -3377,7 +3377,7 @@
           <w:i w:val="0"/>
           <w:sz w:val="22"/>
         </w:rPr>
-        <w:t>上限で、四十八日。(深く息を吐く)裁判所は、ちゃんと、書いたな。</w:t>
+        <w:t>上限で四十八日。(深く息を吐く)裁判所はちゃんと書いたな。</w:t>
       </w:r>
     </w:p>
     <w:p>
@@ -3400,7 +3400,7 @@
           <w:i w:val="0"/>
           <w:sz w:val="22"/>
         </w:rPr>
-        <w:t>無罪、とは、書いてありません。「無罪の裁判を受けるべきものと認めるに足りる充分な事由」。……でも、その言葉まで、来ました。</w:t>
+        <w:t>無罪、とは書いてありません。「無罪の裁判を受けるべきものと認めるに足りる充分な事由」。……でも、その言葉まで来ました。</w:t>
       </w:r>
     </w:p>
     <w:p>
@@ -3423,7 +3423,7 @@
           <w:i w:val="0"/>
           <w:sz w:val="22"/>
         </w:rPr>
-        <w:t>叔父さんは、悪いこと、してなかったんですね。</w:t>
+        <w:t>叔父さんは悪いことしてなかったんですね。</w:t>
       </w:r>
     </w:p>
     <w:p>
@@ -3446,7 +3446,7 @@
           <w:i w:val="0"/>
           <w:sz w:val="22"/>
         </w:rPr>
-        <w:t>はい。裁判所が、そう書きました。</w:t>
+        <w:t>はい。裁判所がそう書きました。</w:t>
       </w:r>
     </w:p>
     <w:p>
@@ -3461,7 +3461,7 @@
           <w:color w:val="555555"/>
           <w:sz w:val="22"/>
         </w:rPr>
-        <w:t>(藤井が、ハンカチで目元を押さえる。肩が小さく上下する。茜が、無言で、新しい湯呑みを藤井の前に置く。)</w:t>
+        <w:t>(藤井がハンカチで目元を押さえる。肩が小さく上下する。茜が無言で新しい湯呑みを藤井の前に置く。)</w:t>
       </w:r>
     </w:p>
     <w:p>
@@ -3484,7 +3484,7 @@
           <w:i w:val="0"/>
           <w:sz w:val="22"/>
         </w:rPr>
-        <w:t>憲法四十条って、先生、おっしゃってましたよね。もう一度、聞かせてください。</w:t>
+        <w:t>憲法四十条って、先生おっしゃってましたよね。もう一度聞かせてください。</w:t>
       </w:r>
     </w:p>
     <w:p>
@@ -3508,7 +3508,7 @@
           <w:color w:val="555555"/>
           <w:sz w:val="22"/>
         </w:rPr>
-        <w:t>(一呼吸おいて、立ち上がる)</w:t>
+        <w:t>(一呼吸おいて立ち上がる)</w:t>
       </w:r>
       <w:r>
         <w:rPr>
@@ -3563,7 +3563,7 @@
           <w:i w:val="0"/>
           <w:sz w:val="22"/>
         </w:rPr>
-        <w:t>誰でも、です。弁護士でも、作業員でも、七十二歳でも。それを、法律が、公訴棄却の場合まで、広げてくれた。四十八日分、国が「間違いだった」と言う、いちばん近い言い方です。</w:t>
+        <w:t>誰でも、です。弁護士でも作業員でも七十二歳でも。それを法律が公訴棄却の場合まで広げてくれた。四十八日分、国が「間違いだった」と言う、いちばん近い言い方です。</w:t>
       </w:r>
     </w:p>
     <w:p>
@@ -3578,7 +3578,7 @@
           <w:color w:val="555555"/>
           <w:sz w:val="22"/>
         </w:rPr>
-        <w:t>(階段のきしむ音。柚木が、息を切らして入ってくる。肩に雨。)</w:t>
+        <w:t>(階段のきしむ音。柚木が息を切らして入ってくる。肩に雨。)</w:t>
       </w:r>
     </w:p>
     <w:p>
@@ -3624,7 +3624,7 @@
           <w:i w:val="0"/>
           <w:sz w:val="22"/>
         </w:rPr>
-        <w:t>柚木さん。ちょうど、届いたところです。</w:t>
+        <w:t>柚木さん。ちょうど届いたところです。</w:t>
       </w:r>
     </w:p>
     <w:p>
@@ -3700,7 +3700,7 @@
           <w:color w:val="555555"/>
           <w:sz w:val="22"/>
         </w:rPr>
-        <w:t>(2月19日(金)、午後2時。港町の古い平屋。玄関先に、段ボールが積まれている。茶の間の本棚に、湾の裁判の記録の背表紙の跡だけが残っている。藤井、三浦、遼。雨は上がり、庭の隅に、水たまり。隣の奥さんが、カーディガン姿で戸口に立つ。茶トラの猫が、玄関の三和土に座っている。)</w:t>
+        <w:t>(2月19日(金)、午後2時。港町の古い平屋。玄関先に段ボールが積まれている。茶の間の本棚に、湾の裁判の記録の背表紙の跡だけが残っている。藤井、三浦、遼。雨は上がり、庭の隅に水たまり。隣の奥さんがカーディガン姿で戸口に立つ。茶トラの猫が玄関の三和土に座っている。)</w:t>
       </w:r>
     </w:p>
     <w:p>
@@ -3723,7 +3723,7 @@
           <w:i w:val="0"/>
           <w:sz w:val="22"/>
         </w:rPr>
-        <w:t>煮干しは、いまも毎朝やってますよ。ここの子になってから、おんなじ時間に鳴くのよ。「先生、まだか」って顔で。</w:t>
+        <w:t>煮干しは、いまも毎朝やってますよ。ここの子になってから同じ時間に鳴くのよ。「先生、まだか」って顔で。</w:t>
       </w:r>
     </w:p>
     <w:p>
@@ -3779,7 +3779,7 @@
           <w:i w:val="0"/>
           <w:sz w:val="22"/>
         </w:rPr>
-        <w:t>あたしは「トラ」って呼んでたけど、桐生さんは、ただ「猫」って。</w:t>
+        <w:t>あたしは「トラ」って呼んでたけど、桐生さんはただ「猫」って。</w:t>
       </w:r>
     </w:p>
     <w:p>
@@ -3802,7 +3802,7 @@
           <w:i w:val="0"/>
           <w:sz w:val="22"/>
         </w:rPr>
-        <w:t>叔父らしい。名前をつけると、情が移るって。</w:t>
+        <w:t>叔父らしい。名前をつけると情が移るって。</w:t>
       </w:r>
     </w:p>
     <w:p>
@@ -3858,7 +3858,7 @@
           <w:i w:val="0"/>
           <w:sz w:val="22"/>
         </w:rPr>
-        <w:t>……うちで、飼います。叔父が煮干しをやっていた猫を、他所へやるのは、嫌なんです。アパートですけど、ペット可なので。</w:t>
+        <w:t>……うちで飼います。叔父が煮干しをやっていた猫を他所へやるのは嫌なんです。アパートですけど、ペット可なので。</w:t>
       </w:r>
     </w:p>
     <w:p>
@@ -3881,7 +3881,7 @@
           <w:i w:val="0"/>
           <w:sz w:val="22"/>
         </w:rPr>
-        <w:t>湯呑みの音。……名前、ほうじ、にしようかしら。</w:t>
+        <w:t>湯呑みの音。……名前、ほうじにしようかしら。</w:t>
       </w:r>
     </w:p>
     <w:p>
@@ -3927,7 +3927,7 @@
           <w:i w:val="0"/>
           <w:sz w:val="22"/>
         </w:rPr>
-        <w:t>ほうじ茶の、ほうじ。叔父が、毎日飲んでいたから。</w:t>
+        <w:t>ほうじ茶のほうじ。叔父が毎日飲んでいたから。</w:t>
       </w:r>
     </w:p>
     <w:p>
@@ -3965,7 +3965,7 @@
           <w:color w:val="555555"/>
           <w:sz w:val="22"/>
         </w:rPr>
-        <w:t>(茶の間。遼が、本棚の下段から、古い文庫本を出す。表紙の擦り切れた『一握の砂』。栞がはさんである。)</w:t>
+        <w:t>(茶の間。遼が本棚の下段から古い文庫本を出す。表紙の擦り切れた『一握の砂』。栞がはさんである。)</w:t>
       </w:r>
     </w:p>
     <w:p>
@@ -3988,7 +3988,7 @@
           <w:i w:val="0"/>
           <w:sz w:val="22"/>
         </w:rPr>
-        <w:t>藤井さん、これ、形見分けに、いただいてもいいでしょうか。</w:t>
+        <w:t>藤井さん、これ、形見分けにいただいてもいいでしょうか。</w:t>
       </w:r>
     </w:p>
     <w:p>
@@ -4011,7 +4011,7 @@
           <w:i w:val="0"/>
           <w:sz w:val="22"/>
         </w:rPr>
-        <w:t>もちろん。こちらから、お願いしようと思ってました。形見分けなんて、柄じゃないけれど、叔父の本は、真壁さんと三浦さんに。</w:t>
+        <w:t>もちろん。こちらからお願いしようと思ってました。形見分けなんて柄じゃないけれど、叔父の本は真壁さんと三浦さんに。</w:t>
       </w:r>
     </w:p>
     <w:p>
@@ -4044,7 +4044,7 @@
           <w:i w:val="0"/>
           <w:sz w:val="22"/>
         </w:rPr>
-        <w:t>……ふるさとの訛なつかし。印がつけてあります。余白に、鉛筆で、小さく。</w:t>
+        <w:t>……ふるさとの訛なつかし。印がつけてあります。余白に鉛筆で小さく。</w:t>
       </w:r>
     </w:p>
     <w:p>
@@ -4090,7 +4090,7 @@
           <w:i w:val="0"/>
           <w:sz w:val="22"/>
         </w:rPr>
-        <w:t>「ただし、仕事のときは、標準語」。……(笑う)先生、五十年、訛りを我慢していたんですね。</w:t>
+        <w:t>「ただし、仕事のときは標準語」。……(笑う)先生、五十年訛りを我慢していたんですね。</w:t>
       </w:r>
     </w:p>
     <w:p>
@@ -4128,7 +4128,7 @@
           <w:color w:val="555555"/>
           <w:sz w:val="22"/>
         </w:rPr>
-        <w:t>(玄関の外で、猫が一声鳴く。藤井が、新しい湯呑みを、茶の間に持ち込んでいる。箱の中に、桐生の湯呑みがひとつ。)</w:t>
+        <w:t>(玄関の外で猫が一声鳴く。藤井が新しい湯呑みを茶の間に持ち込んでいる。箱の中に桐生の湯呑みがひとつ。)</w:t>
       </w:r>
     </w:p>
     <w:p>
@@ -4151,7 +4151,7 @@
           <w:i w:val="0"/>
           <w:sz w:val="22"/>
         </w:rPr>
-        <w:t>真壁さん。叔父の湯呑みは、事務所に、置いておいてください。</w:t>
+        <w:t>真壁さん。叔父の湯呑みは事務所に置いておいてください。</w:t>
       </w:r>
     </w:p>
     <w:p>
@@ -4197,7 +4197,7 @@
           <w:i w:val="0"/>
           <w:sz w:val="22"/>
         </w:rPr>
-        <w:t>預けるんじゃなくて。……あの、一番長く待った人に、一番先に出す、湯呑みです。</w:t>
+        <w:t>預けるんじゃなくて。……あの、一番長く待った人に一番先に出す湯呑みです。</w:t>
       </w:r>
     </w:p>
     <w:p>
@@ -4260,7 +4260,7 @@
           <w:color w:val="555555"/>
           <w:sz w:val="22"/>
         </w:rPr>
-        <w:t>(2月22日(月)、午後3時。海潮寺の墓地。港を見下ろす斜面の、小さな墓。「桐生家之墓」。まだ新しい花が、供えられている。冷たい風。黒いジャンパーの波多野が、墓の前にしゃがみ、紙コップを両手に持っている。遼が、石段の下で足を止める。)</w:t>
+        <w:t>(2月22日(月)、午後3時。海潮寺の墓地。港を見下ろす斜面の小さな墓。「桐生家之墓」。まだ新しい花が供えられている。冷たい風。黒いジャンパーの波多野が墓の前にしゃがみ、紙コップを両手に持っている。遼が石段の下で足を止める。)</w:t>
       </w:r>
     </w:p>
     <w:p>
@@ -4284,7 +4284,7 @@
           <w:color w:val="555555"/>
           <w:sz w:val="22"/>
         </w:rPr>
-        <w:t>(気づかず、墓石に向かって)</w:t>
+        <w:t>(気づかず墓石に向かって)</w:t>
       </w:r>
       <w:r>
         <w:rPr>
@@ -4293,7 +4293,7 @@
           <w:i w:val="0"/>
           <w:sz w:val="22"/>
         </w:rPr>
-        <w:t>先生。ほうじ茶、スーパーのだ。事務所のとは、味が違うべ。……ごめんな。事務所の茶は、どこで買うんだか、おれには分かんねえ。</w:t>
+        <w:t>先生。ほうじ茶、スーパーのだ。事務所のとは味が違うべ。……ごめんな。事務所の茶はどこで買うんだか、おれには分かんねえ。</w:t>
       </w:r>
     </w:p>
     <w:p>
@@ -4308,7 +4308,7 @@
           <w:color w:val="555555"/>
           <w:sz w:val="22"/>
         </w:rPr>
-        <w:t>(遼が近づく。足音。波多野が、びくりと振り向く。)</w:t>
+        <w:t>(遼が近づく。足音。波多野がびくりと振り向く。)</w:t>
       </w:r>
     </w:p>
     <w:p>
@@ -4354,7 +4354,7 @@
           <w:i w:val="0"/>
           <w:sz w:val="22"/>
         </w:rPr>
-        <w:t>先生の月命日が、もうすぐですから。花を、替えに来ました。</w:t>
+        <w:t>先生の月命日がもうすぐですから。花を替えに来ました。</w:t>
       </w:r>
     </w:p>
     <w:p>
@@ -4378,7 +4378,7 @@
           <w:color w:val="555555"/>
           <w:sz w:val="22"/>
         </w:rPr>
-        <w:t>(立ち上がろうとして、膝に手をつく)</w:t>
+        <w:t>(立ち上がろうとして膝に手をつく)</w:t>
       </w:r>
       <w:r>
         <w:rPr>
@@ -4387,7 +4387,7 @@
           <w:i w:val="0"/>
           <w:sz w:val="22"/>
         </w:rPr>
-        <w:t>今日は、誰にも会わねえつもりだった。</w:t>
+        <w:t>今日は誰にも会わねえつもりだった。</w:t>
       </w:r>
     </w:p>
     <w:p>
@@ -4410,7 +4410,7 @@
           <w:i w:val="0"/>
           <w:sz w:val="22"/>
         </w:rPr>
-        <w:t>ここなら、先生しか、いません。</w:t>
+        <w:t>ここなら先生しかいません。</w:t>
       </w:r>
     </w:p>
     <w:p>
@@ -4425,7 +4425,7 @@
           <w:color w:val="555555"/>
           <w:sz w:val="22"/>
         </w:rPr>
-        <w:t>(遼が、肩から提げた保温ボトルを下ろす。蓋を湯呑み代わりにして、茶を注ぐ。湯気が、冷たい風に流される。)</w:t>
+        <w:t>(遼が肩から提げた保温ボトルを下ろす。蓋を湯呑み代わりにして茶を注ぐ。湯気が冷たい風に流される。)</w:t>
       </w:r>
     </w:p>
     <w:p>
@@ -4472,7 +4472,7 @@
           <w:color w:val="555555"/>
           <w:sz w:val="22"/>
         </w:rPr>
-        <w:t>(長い沈黙。海の方から、船の汽笛が一度)</w:t>
+        <w:t>(長い沈黙。海の方から船の汽笛が一度)</w:t>
       </w:r>
       <w:r>
         <w:rPr>
@@ -4481,7 +4481,7 @@
           <w:i w:val="0"/>
           <w:sz w:val="22"/>
         </w:rPr>
-        <w:t>……いただいても、いいか。</w:t>
+        <w:t>……いただいてもいいか。</w:t>
       </w:r>
     </w:p>
     <w:p>
@@ -4519,7 +4519,7 @@
           <w:color w:val="555555"/>
           <w:sz w:val="22"/>
         </w:rPr>
-        <w:t>(波多野が、紙コップを置き、ボトルの蓋の茶を、両手で受け取る。一口飲む。目を閉じる。)</w:t>
+        <w:t>(波多野が紙コップを置き、ボトルの蓋の茶を両手で受け取る。一口飲む。目を閉じる。)</w:t>
       </w:r>
     </w:p>
     <w:p>
@@ -4611,7 +4611,7 @@
           <w:i w:val="0"/>
           <w:sz w:val="22"/>
         </w:rPr>
-        <w:t>鷲尾の仕事が、半分になった。磯部さんは、「大変だったね」って、言っただけだった。何も、責められなかった。それが、いちばん、効いた。社員も、二人、辞めた。</w:t>
+        <w:t>鷲尾の仕事が半分になった。磯部さんは「大変だったね」って言っただけだった。何も責められなかった。それがいちばん効いた。社員も二人辞めた。</w:t>
       </w:r>
     </w:p>
     <w:p>
@@ -4672,7 +4672,7 @@
           <w:i w:val="0"/>
           <w:sz w:val="22"/>
         </w:rPr>
-        <w:t>藤井さんには、手紙を書いた。出せるか、分かんねえけど。</w:t>
+        <w:t>藤井さんには手紙を書いた。出せるか分かんねえけど。</w:t>
       </w:r>
     </w:p>
     <w:p>
@@ -4695,7 +4695,7 @@
           <w:i w:val="0"/>
           <w:sz w:val="22"/>
         </w:rPr>
-        <w:t>出してください。受け取るかどうかは、藤井さんが決めます。</w:t>
+        <w:t>出してください。受け取るかどうかは藤井さんが決めます。</w:t>
       </w:r>
     </w:p>
     <w:p>
@@ -4733,7 +4733,7 @@
           <w:color w:val="555555"/>
           <w:sz w:val="22"/>
         </w:rPr>
-        <w:t>(波多野が、ゆっくり立ち上がる。膝についた土を払って、遼に向き直る。浅く、しかし、長い礼。)</w:t>
+        <w:t>(波多野がゆっくり立ち上がる。膝についた土を払って遼に向き直る。浅く、しかし長い礼。)</w:t>
       </w:r>
     </w:p>
     <w:p>
@@ -4756,7 +4756,7 @@
           <w:i w:val="0"/>
           <w:sz w:val="22"/>
         </w:rPr>
-        <w:t>真壁先生。これから、「先生」と呼んで、いいか。</w:t>
+        <w:t>真壁先生。これから「先生」と呼んでいいか。</w:t>
       </w:r>
     </w:p>
     <w:p>
@@ -4779,7 +4779,7 @@
           <w:i w:val="0"/>
           <w:sz w:val="22"/>
         </w:rPr>
-        <w:t>先生は、そこに、いらっしゃいます。僕は、ただの真壁です。</w:t>
+        <w:t>先生はそこにいらっしゃいます。僕はただの真壁です。</w:t>
       </w:r>
     </w:p>
     <w:p>
@@ -4802,7 +4802,7 @@
           <w:i w:val="0"/>
           <w:sz w:val="22"/>
         </w:rPr>
-        <w:t>……なら、「真壁さん」だ。また、茶、飲みに行く。順番、待つから。</w:t>
+        <w:t>……なら「真壁さん」だ。また茶を飲みに行く。順番は待つから。</w:t>
       </w:r>
     </w:p>
     <w:p>
@@ -4840,7 +4840,7 @@
           <w:color w:val="555555"/>
           <w:sz w:val="22"/>
         </w:rPr>
-        <w:t>(波多野が、石段を下りていく。背中が、少しだけ、まっすぐになっている。遼は、墓石に向き直り、新しい花を、そっと、挿し直す。)</w:t>
+        <w:t>(波多野が石段を下りていく。背中が少しだけまっすぐになっている。遼は墓石に向き直り、新しい花をそっと挿し直す。)</w:t>
       </w:r>
     </w:p>
     <w:p>
@@ -4870,7 +4870,7 @@
           <w:color w:val="555555"/>
           <w:sz w:val="22"/>
         </w:rPr>
-        <w:t>(2月25日(木)、午後9時。事務所。応接室に、茜と三浦と遼。机の上に、判決日の傍聴券の割り当て表。棚には黒いファイルが並び、桐生の机には何も載っていない。湯呑みだけが、ひとつ。)</w:t>
+        <w:t>(2月25日(木)、午後9時。事務所。応接室に茜と三浦と遼。机の上に判決日の傍聴券の割り当て表。棚には黒いファイルが並び、桐生の机には何も載っていない。湯呑みだけがひとつ。)</w:t>
       </w:r>
     </w:p>
     <w:p>
@@ -4893,7 +4893,7 @@
           <w:i w:val="0"/>
           <w:sz w:val="22"/>
         </w:rPr>
-        <w:t>傍聴席、三十七席。原告三百十二人。抽選に、なりますね。</w:t>
+        <w:t>傍聴席三十七席。原告三百十二人。抽選になりますね。</w:t>
       </w:r>
     </w:p>
     <w:p>
@@ -4969,7 +4969,7 @@
           <w:color w:val="555555"/>
           <w:sz w:val="22"/>
         </w:rPr>
-        <w:t>(遼が、白い紙箱の蓋を開ける。新聞紙に包まれた、濃い藍の湯呑み。高くも安くもない、普通の焼き物。底に、小さく、窯の印。)</w:t>
+        <w:t>(遼が白い紙箱の蓋を開ける。新聞紙に包まれた濃い藍の湯呑み。高くも安くもない普通の焼き物。底に小さく窯の印。)</w:t>
       </w:r>
     </w:p>
     <w:p>
@@ -4993,7 +4993,7 @@
           <w:color w:val="555555"/>
           <w:sz w:val="22"/>
         </w:rPr>
-        <w:t>(湯呑みを持つ。しばらく見る)</w:t>
+        <w:t>(湯呑みを持ち、しばらく見る)</w:t>
       </w:r>
       <w:r>
         <w:rPr>
@@ -5002,7 +5002,7 @@
           <w:i w:val="0"/>
           <w:sz w:val="22"/>
         </w:rPr>
-        <w:t>重さが、ちょうどいいです。</w:t>
+        <w:t>重さがちょうどいいです。</w:t>
       </w:r>
     </w:p>
     <w:p>
@@ -5025,7 +5025,7 @@
           <w:i w:val="0"/>
           <w:sz w:val="22"/>
         </w:rPr>
-        <w:t>先生の湯呑みは、このあいだ、藤井さんが事務所に置いてくださいました。順番は、先生のが先。それから、真壁さんの。</w:t>
+        <w:t>先生の湯呑みは、このあいだ藤井さんが事務所に置いてくださいました。順番は先生のが先。それから真壁さんの。</w:t>
       </w:r>
     </w:p>
     <w:p>
@@ -5071,7 +5071,7 @@
           <w:i w:val="0"/>
           <w:sz w:val="22"/>
         </w:rPr>
-        <w:t>もう、紙コップの出番は、ありません。(鉄瓶から、湯を急須に注ぐ)今日、一番長く待った人は。</w:t>
+        <w:t>もう紙コップの出番はありません。(鉄瓶から湯を急須に注ぐ)今日一番長く待った人は。</w:t>
       </w:r>
     </w:p>
     <w:p>
@@ -5094,7 +5094,7 @@
           <w:i w:val="0"/>
           <w:sz w:val="22"/>
         </w:rPr>
-        <w:t>私ですか。(手を挙げる)朝から、ずっと、傍聴券の割り当てを。</w:t>
+        <w:t>私ですか。(手を挙げる)朝からずっと傍聴券の割り当てを。</w:t>
       </w:r>
     </w:p>
     <w:p>
@@ -5132,7 +5132,7 @@
           <w:color w:val="555555"/>
           <w:sz w:val="22"/>
         </w:rPr>
-        <w:t>(三浦が、茜に最初の茶を注ぐ。二杯目を、桐生の机の湯呑みに。三杯目が、遼の新しい湯呑みへ。)</w:t>
+        <w:t>(三浦が茜に最初の茶を注ぐ。二杯目を桐生の机の湯呑みに。三杯目が遼の新しい湯呑みへ。)</w:t>
       </w:r>
     </w:p>
     <w:p>
@@ -5211,7 +5211,7 @@
           <w:i w:val="0"/>
           <w:sz w:val="22"/>
         </w:rPr>
-        <w:t>先生、「煙が一本」って、ほんとに、言うんですね。</w:t>
+        <w:t>先生、「煙が一本」って、ほんとに言うんですね。</w:t>
       </w:r>
     </w:p>
     <w:p>
@@ -5249,7 +5249,7 @@
           <w:color w:val="555555"/>
           <w:sz w:val="22"/>
         </w:rPr>
-        <w:t>(窓の外。駅前の掲示板のポスターの角が、風にめくれている。三浦が、窓を少し閉める。)</w:t>
+        <w:t>(窓の外。駅前の掲示板のポスターの角が風にめくれている。三浦が窓を少し閉める。)</w:t>
       </w:r>
     </w:p>
     <w:p>
@@ -5295,7 +5295,7 @@
           <w:i w:val="0"/>
           <w:sz w:val="22"/>
         </w:rPr>
-        <w:t>来ます。……勝ちでも、負けでも、来ます。</w:t>
+        <w:t>来ます。……勝ちでも負けでも来ます。</w:t>
       </w:r>
     </w:p>
     <w:p>
@@ -5341,7 +5341,7 @@
           <w:i w:val="0"/>
           <w:sz w:val="22"/>
         </w:rPr>
-        <w:t>半分でも、持って帰ります。持って帰って、また、並べます。</w:t>
+        <w:t>半分でも持って帰ります。持って帰って、また並べます。</w:t>
       </w:r>
     </w:p>
     <w:p>
@@ -5356,7 +5356,7 @@
           <w:color w:val="555555"/>
           <w:sz w:val="22"/>
         </w:rPr>
-        <w:t>(三人の湯呑みから、湯気が細く立ちのぼる。桐生の机の湯呑みの湯気も、ひとつ、混じる。)</w:t>
+        <w:t>(三人の湯呑みから湯気が細く立ちのぼる。桐生の机の湯呑みの湯気もひとつ混じる。)</w:t>
       </w:r>
     </w:p>
     <w:p>
